--- a/_SAMPLES_ENTREGAVEIS/test_card/sample-test-card-v1.0.0.docx
+++ b/_SAMPLES_ENTREGAVEIS/test_card/sample-test-card-v1.0.0.docx
@@ -7,7 +7,16 @@
         <w:pStyle w:val="Title"/>
       </w:pPr>
       <w:r>
-        <w:t>EXEMPLO FICTÍCIO — Test Card TC-01</w:t>
+        <w:t>EXEMPLO FICTÍCIO — TC-01: conclusão sem ajuda no fluxo guiado</w:t>
+      </w:r>
+    </w:p>
+    <w:p>
+      <w:r>
+        <w:rPr>
+          <w:color w:val="586EA4"/>
+          <w:sz w:val="15"/>
+        </w:rPr>
+        <w:t>ID sample-test-card · versão 1.0.0 · Completo</w:t>
       </w:r>
     </w:p>
     <w:p>

--- a/_SAMPLES_ENTREGAVEIS/test_card/sample-test-card-v1.0.0.docx
+++ b/_SAMPLES_ENTREGAVEIS/test_card/sample-test-card-v1.0.0.docx
@@ -117,6 +117,9 @@
       <w:pStyle w:val="Header"/>
       <w:jc w:val="right"/>
     </w:pPr>
+    <w:r>
+      <w:t xml:space="preserve">CARTÃO DE TESTE    </w:t>
+    </w:r>
     <w:r>
       <w:drawing>
         <wp:inline xmlns:a="http://schemas.openxmlformats.org/drawingml/2006/main" xmlns:pic="http://schemas.openxmlformats.org/drawingml/2006/picture">
@@ -519,7 +522,7 @@
     <w:qFormat/>
     <w:rsid w:val="00FC693F"/>
     <w:rPr>
-      <w:rFonts w:ascii="Roboto" w:hAnsi="Roboto"/>
+      <w:rFonts w:ascii="Montserrat" w:hAnsi="Montserrat"/>
       <w:sz w:val="19"/>
     </w:rPr>
   </w:style>

--- a/_SAMPLES_ENTREGAVEIS/test_card/sample-test-card-v1.0.0.docx
+++ b/_SAMPLES_ENTREGAVEIS/test_card/sample-test-card-v1.0.0.docx
@@ -7,7 +7,7 @@
         <w:pStyle w:val="Title"/>
       </w:pPr>
       <w:r>
-        <w:t>EXEMPLO FICTÍCIO — TC-01: conclusão sem ajuda no fluxo guiado</w:t>
+        <w:t>EXEMPLO FICTÍCIO (TC-01): conclusão sem ajuda no fluxo guiado</w:t>
       </w:r>
     </w:p>
     <w:p>
@@ -29,7 +29,7 @@
         <w:pStyle w:val="Heading1"/>
       </w:pPr>
       <w:r>
-        <w:t>1. Acreditamos que — hipótese</w:t>
+        <w:t>1. Acreditamos que (hipótese)</w:t>
       </w:r>
     </w:p>
     <w:p>
@@ -47,7 +47,7 @@
         <w:pStyle w:val="Heading1"/>
       </w:pPr>
       <w:r>
-        <w:t>2. Para verificar, vamos — teste</w:t>
+        <w:t>2. Para verificar, vamos (teste)</w:t>
       </w:r>
     </w:p>
     <w:p>
@@ -60,7 +60,7 @@
         <w:pStyle w:val="Heading1"/>
       </w:pPr>
       <w:r>
-        <w:t>3. Vamos medir — medida</w:t>
+        <w:t>3. Vamos medir (medida)</w:t>
       </w:r>
     </w:p>
     <w:p>
@@ -73,7 +73,7 @@
         <w:pStyle w:val="Heading1"/>
       </w:pPr>
       <w:r>
-        <w:t>4. Estaremos certos se — critério</w:t>
+        <w:t>4. Estaremos certos se (critério)</w:t>
       </w:r>
     </w:p>
     <w:p>

--- a/_SAMPLES_ENTREGAVEIS/test_card/sample-test-card-v1.0.0.docx
+++ b/_SAMPLES_ENTREGAVEIS/test_card/sample-test-card-v1.0.0.docx
@@ -4,15 +4,83 @@
   <w:body>
     <w:p>
       <w:pPr>
-        <w:pStyle w:val="Title"/>
+        <w:tabs>
+          <w:tab w:pos="10092" w:val="right"/>
+        </w:tabs>
+        <w:spacing w:line="560" w:lineRule="exact"/>
+        <w:pBdr>
+          <w:bottom w:val="single" w:sz="12" w:color="193C8E"/>
+        </w:pBdr>
       </w:pPr>
       <w:r>
+        <w:rPr>
+          <w:rFonts w:ascii="Montserrat" w:hAnsi="Montserrat" w:eastAsia="Montserrat" w:cs="Montserrat"/>
+          <w:b/>
+          <w:color w:val="4C73D1"/>
+          <w:sz w:val="16"/>
+        </w:rPr>
+        <w:t>CARTÃO DE TESTE</w:t>
+      </w:r>
+      <w:r>
+        <w:tab/>
+        <w:drawing>
+          <wp:inline xmlns:a="http://schemas.openxmlformats.org/drawingml/2006/main" xmlns:pic="http://schemas.openxmlformats.org/drawingml/2006/picture">
+            <wp:extent cx="1080000" cy="404885"/>
+            <wp:docPr id="1" name="Picture 1"/>
+            <wp:cNvGraphicFramePr>
+              <a:graphicFrameLocks noChangeAspect="1"/>
+            </wp:cNvGraphicFramePr>
+            <a:graphic>
+              <a:graphicData uri="http://schemas.openxmlformats.org/drawingml/2006/picture">
+                <pic:pic>
+                  <pic:nvPicPr>
+                    <pic:cNvPr id="0" name="logo_ccee.png"/>
+                    <pic:cNvPicPr/>
+                  </pic:nvPicPr>
+                  <pic:blipFill>
+                    <a:blip r:embed="rId9"/>
+                    <a:stretch>
+                      <a:fillRect/>
+                    </a:stretch>
+                  </pic:blipFill>
+                  <pic:spPr>
+                    <a:xfrm>
+                      <a:off x="0" y="0"/>
+                      <a:ext cx="1080000" cy="404885"/>
+                    </a:xfrm>
+                    <a:prstGeom prst="rect"/>
+                  </pic:spPr>
+                </pic:pic>
+              </a:graphicData>
+            </a:graphic>
+          </wp:inline>
+        </w:drawing>
+      </w:r>
+    </w:p>
+    <w:p>
+      <w:pPr>
+        <w:pStyle w:val="Title"/>
+        <w:spacing w:before="160" w:after="120"/>
+      </w:pPr>
+      <w:r>
+        <w:rPr>
+          <w:rFonts w:ascii="Montserrat" w:hAnsi="Montserrat" w:eastAsia="Montserrat" w:cs="Montserrat"/>
+          <w:b/>
+          <w:color w:val="193C8E"/>
+          <w:sz w:val="60"/>
+        </w:rPr>
         <w:t>EXEMPLO FICTÍCIO (TC-01): conclusão sem ajuda no fluxo guiado</w:t>
       </w:r>
     </w:p>
     <w:p>
+      <w:pPr>
+        <w:spacing w:before="0" w:after="100" w:line="165" w:lineRule="exact"/>
+      </w:pPr>
+      <w:r/>
       <w:r>
         <w:rPr>
+          <w:rFonts w:ascii="Montserrat" w:hAnsi="Montserrat" w:eastAsia="Montserrat" w:cs="Montserrat"/>
+          <w:b w:val="0"/>
           <w:color w:val="586EA4"/>
           <w:sz w:val="15"/>
         </w:rPr>
@@ -20,142 +88,251 @@
       </w:r>
     </w:p>
     <w:p>
+      <w:pPr>
+        <w:spacing w:before="0" w:after="0" w:line="283" w:lineRule="exact"/>
+      </w:pPr>
+      <w:r/>
       <w:r>
+        <w:rPr>
+          <w:rFonts w:ascii="Montserrat" w:hAnsi="Montserrat" w:eastAsia="Montserrat" w:cs="Montserrat"/>
+          <w:b w:val="0"/>
+          <w:color w:val="102661"/>
+          <w:sz w:val="21"/>
+        </w:rPr>
         <w:t>Amostra de validação visual e estrutural. Dados, pessoas, votos e resultados são fictícios.</w:t>
       </w:r>
     </w:p>
     <w:p>
       <w:pPr>
         <w:pStyle w:val="Heading1"/>
+        <w:keepNext/>
+        <w:spacing w:before="200" w:after="0" w:line="312" w:lineRule="exact"/>
+        <w:pBdr>
+          <w:top w:val="single" w:sz="6" w:color="D2D9E8" w:space="5"/>
+          <w:left w:val="single" w:sz="24" w:color="4C73D1" w:space="5"/>
+          <w:right w:val="single" w:sz="6" w:color="D2D9E8" w:space="5"/>
+        </w:pBdr>
       </w:pPr>
+      <w:r/>
       <w:r>
+        <w:rPr>
+          <w:rFonts w:ascii="Montserrat" w:hAnsi="Montserrat" w:eastAsia="Montserrat" w:cs="Montserrat"/>
+          <w:b/>
+          <w:color w:val="193C8E"/>
+          <w:sz w:val="26"/>
+        </w:rPr>
         <w:t>1. Acreditamos que (hipótese)</w:t>
       </w:r>
     </w:p>
     <w:p>
+      <w:pPr>
+        <w:spacing w:before="0" w:after="200" w:line="256" w:lineRule="exact"/>
+        <w:pBdr>
+          <w:bottom w:val="single" w:sz="6" w:color="D2D9E8" w:space="5"/>
+          <w:left w:val="single" w:sz="24" w:color="4C73D1" w:space="5"/>
+          <w:right w:val="single" w:sz="6" w:color="D2D9E8" w:space="5"/>
+        </w:pBdr>
+      </w:pPr>
+      <w:r/>
       <w:r>
+        <w:rPr>
+          <w:rFonts w:ascii="Montserrat" w:hAnsi="Montserrat" w:eastAsia="Montserrat" w:cs="Montserrat"/>
+          <w:b w:val="0"/>
+          <w:color w:val="30343B"/>
+          <w:sz w:val="19"/>
+        </w:rPr>
         <w:t>Acreditamos que o fluxo guiado permitirá que perfis elegíveis concluam a solicitação sem ajuda.</w:t>
       </w:r>
-    </w:p>
-    <w:p>
       <w:r>
-        <w:t>Fontes: FIC-01</w:t>
+        <w:rPr>
+          <w:rFonts w:ascii="Montserrat" w:hAnsi="Montserrat" w:eastAsia="Montserrat" w:cs="Montserrat"/>
+          <w:b w:val="0"/>
+          <w:color w:val="30343B"/>
+          <w:sz w:val="16"/>
+        </w:rPr>
+        <w:t>[FIC-01]</w:t>
       </w:r>
     </w:p>
     <w:p>
       <w:pPr>
         <w:pStyle w:val="Heading1"/>
+        <w:keepNext/>
+        <w:spacing w:before="200" w:after="0" w:line="312" w:lineRule="exact"/>
+        <w:pBdr>
+          <w:top w:val="single" w:sz="6" w:color="D2D9E8" w:space="5"/>
+          <w:left w:val="single" w:sz="24" w:color="4C73D1" w:space="5"/>
+          <w:right w:val="single" w:sz="6" w:color="D2D9E8" w:space="5"/>
+        </w:pBdr>
       </w:pPr>
+      <w:r/>
       <w:r>
+        <w:rPr>
+          <w:rFonts w:ascii="Montserrat" w:hAnsi="Montserrat" w:eastAsia="Montserrat" w:cs="Montserrat"/>
+          <w:b/>
+          <w:color w:val="193C8E"/>
+          <w:sz w:val="26"/>
+        </w:rPr>
         <w:t>2. Para verificar, vamos (teste)</w:t>
       </w:r>
     </w:p>
     <w:p>
+      <w:pPr>
+        <w:spacing w:before="0" w:after="200" w:line="256" w:lineRule="exact"/>
+        <w:pBdr>
+          <w:bottom w:val="single" w:sz="6" w:color="D2D9E8" w:space="5"/>
+          <w:left w:val="single" w:sz="24" w:color="4C73D1" w:space="5"/>
+          <w:right w:val="single" w:sz="6" w:color="D2D9E8" w:space="5"/>
+        </w:pBdr>
+      </w:pPr>
+      <w:r/>
       <w:r>
+        <w:rPr>
+          <w:rFonts w:ascii="Montserrat" w:hAnsi="Montserrat" w:eastAsia="Montserrat" w:cs="Montserrat"/>
+          <w:b w:val="0"/>
+          <w:color w:val="30343B"/>
+          <w:sz w:val="19"/>
+        </w:rPr>
         <w:t>Para verificar, vamos observar cinco tarefas fictícias no mesmo protótipo, com instruções neutras e registro de ajuda.</w:t>
       </w:r>
     </w:p>
     <w:p>
       <w:pPr>
         <w:pStyle w:val="Heading1"/>
+        <w:keepNext/>
+        <w:spacing w:before="200" w:after="0" w:line="312" w:lineRule="exact"/>
+        <w:pBdr>
+          <w:top w:val="single" w:sz="6" w:color="D2D9E8" w:space="5"/>
+          <w:left w:val="single" w:sz="24" w:color="4C73D1" w:space="5"/>
+          <w:right w:val="single" w:sz="6" w:color="D2D9E8" w:space="5"/>
+        </w:pBdr>
       </w:pPr>
+      <w:r/>
       <w:r>
+        <w:rPr>
+          <w:rFonts w:ascii="Montserrat" w:hAnsi="Montserrat" w:eastAsia="Montserrat" w:cs="Montserrat"/>
+          <w:b/>
+          <w:color w:val="193C8E"/>
+          <w:sz w:val="26"/>
+        </w:rPr>
         <w:t>3. Vamos medir (medida)</w:t>
       </w:r>
     </w:p>
     <w:p>
+      <w:pPr>
+        <w:spacing w:before="0" w:after="200" w:line="256" w:lineRule="exact"/>
+        <w:pBdr>
+          <w:bottom w:val="single" w:sz="6" w:color="D2D9E8" w:space="5"/>
+          <w:left w:val="single" w:sz="24" w:color="4C73D1" w:space="5"/>
+          <w:right w:val="single" w:sz="6" w:color="D2D9E8" w:space="5"/>
+        </w:pBdr>
+      </w:pPr>
+      <w:r/>
       <w:r>
+        <w:rPr>
+          <w:rFonts w:ascii="Montserrat" w:hAnsi="Montserrat" w:eastAsia="Montserrat" w:cs="Montserrat"/>
+          <w:b w:val="0"/>
+          <w:color w:val="30343B"/>
+          <w:sz w:val="19"/>
+        </w:rPr>
         <w:t>Vamos contar tarefas concluídas sem ajuda / cinco tarefas elegíveis e registrar falhas críticas por sessão.</w:t>
       </w:r>
     </w:p>
     <w:p>
       <w:pPr>
         <w:pStyle w:val="Heading1"/>
+        <w:keepNext/>
+        <w:spacing w:before="200" w:after="0" w:line="312" w:lineRule="exact"/>
+        <w:pBdr>
+          <w:top w:val="single" w:sz="6" w:color="D2D9E8" w:space="5"/>
+          <w:left w:val="single" w:sz="24" w:color="4C73D1" w:space="5"/>
+          <w:right w:val="single" w:sz="6" w:color="D2D9E8" w:space="5"/>
+        </w:pBdr>
       </w:pPr>
+      <w:r/>
       <w:r>
+        <w:rPr>
+          <w:rFonts w:ascii="Montserrat" w:hAnsi="Montserrat" w:eastAsia="Montserrat" w:cs="Montserrat"/>
+          <w:b/>
+          <w:color w:val="193C8E"/>
+          <w:sz w:val="26"/>
+        </w:rPr>
         <w:t>4. Estaremos certos se (critério)</w:t>
       </w:r>
     </w:p>
     <w:p>
+      <w:pPr>
+        <w:spacing w:before="0" w:after="200" w:line="256" w:lineRule="exact"/>
+        <w:pBdr>
+          <w:bottom w:val="single" w:sz="6" w:color="D2D9E8" w:space="5"/>
+          <w:left w:val="single" w:sz="24" w:color="4C73D1" w:space="5"/>
+          <w:right w:val="single" w:sz="6" w:color="D2D9E8" w:space="5"/>
+        </w:pBdr>
+      </w:pPr>
+      <w:r/>
       <w:r>
+        <w:rPr>
+          <w:rFonts w:ascii="Montserrat" w:hAnsi="Montserrat" w:eastAsia="Montserrat" w:cs="Montserrat"/>
+          <w:b w:val="0"/>
+          <w:color w:val="30343B"/>
+          <w:sz w:val="19"/>
+        </w:rPr>
         <w:t>Estaremos certos se ao menos quatro de cinco concluírem sem ajuda e nenhuma falha crítica ocorrer. Este limiar é apenas demonstrativo.</w:t>
       </w:r>
     </w:p>
     <w:p>
       <w:pPr>
         <w:pStyle w:val="Heading1"/>
+        <w:spacing w:before="0" w:after="0" w:line="312" w:lineRule="exact"/>
       </w:pPr>
+      <w:r/>
       <w:r>
+        <w:rPr>
+          <w:rFonts w:ascii="Montserrat" w:hAnsi="Montserrat" w:eastAsia="Montserrat" w:cs="Montserrat"/>
+          <w:b/>
+          <w:color w:val="193C8E"/>
+          <w:sz w:val="26"/>
+        </w:rPr>
         <w:t>Fontes</w:t>
       </w:r>
     </w:p>
     <w:p>
+      <w:pPr>
+        <w:spacing w:before="0" w:after="0" w:line="208" w:lineRule="exact"/>
+      </w:pPr>
+      <w:r/>
       <w:r>
+        <w:rPr>
+          <w:rFonts w:ascii="Montserrat" w:hAnsi="Montserrat" w:eastAsia="Montserrat" w:cs="Montserrat"/>
+          <w:b w:val="0"/>
+          <w:color w:val="30343B"/>
+          <w:sz w:val="16"/>
+        </w:rPr>
         <w:t>FIC-01: ata-simulada-5c exemplo fictício, sem coleta real</w:t>
       </w:r>
     </w:p>
     <w:p>
+      <w:pPr>
+        <w:spacing w:before="0" w:after="0" w:line="208" w:lineRule="exact"/>
+      </w:pPr>
+      <w:r/>
       <w:r>
+        <w:rPr>
+          <w:rFonts w:ascii="Montserrat" w:hAnsi="Montserrat" w:eastAsia="Montserrat" w:cs="Montserrat"/>
+          <w:b w:val="0"/>
+          <w:color w:val="30343B"/>
+          <w:sz w:val="16"/>
+        </w:rPr>
         <w:t>FIC-02: planilha-simulada exemplo fictício, sem dados reais</w:t>
       </w:r>
     </w:p>
     <w:sectPr>
-      <w:headerReference w:type="default" r:id="rId9"/>
       <w:pgSz w:w="11906" w:h="16838"/>
-      <w:pgMar w:top="907" w:right="907" w:bottom="907" w:left="907" w:header="720" w:footer="720" w:gutter="0"/>
+      <w:pgMar w:top="907" w:right="907" w:bottom="907" w:left="907" w:header="113" w:footer="283" w:gutter="0"/>
       <w:cols w:space="720"/>
       <w:docGrid w:linePitch="360"/>
     </w:sectPr>
   </w:body>
 </w:document>
-</file>
-
-<file path=word/header1.xml><?xml version="1.0" encoding="utf-8"?>
-<w:hdr xmlns:m="http://schemas.openxmlformats.org/officeDocument/2006/math" xmlns:mc="http://schemas.openxmlformats.org/markup-compatibility/2006" xmlns:mo="http://schemas.microsoft.com/office/mac/office/2008/main" xmlns:mv="urn:schemas-microsoft-com:mac:vml" xmlns:o="urn:schemas-microsoft-com:office:office" xmlns:r="http://schemas.openxmlformats.org/officeDocument/2006/relationships" xmlns:v="urn:schemas-microsoft-com:vml" xmlns:w10="urn:schemas-microsoft-com:office:word" xmlns:w14="http://schemas.microsoft.com/office/word/2010/wordml" xmlns:w="http://schemas.openxmlformats.org/wordprocessingml/2006/main" xmlns:wne="http://schemas.microsoft.com/office/word/2006/wordml" xmlns:wp14="http://schemas.microsoft.com/office/word/2010/wordprocessingDrawing" xmlns:wp="http://schemas.openxmlformats.org/drawingml/2006/wordprocessingDrawing" xmlns:wpc="http://schemas.microsoft.com/office/word/2010/wordprocessingCanvas" xmlns:wpg="http://schemas.microsoft.com/office/word/2010/wordprocessingGroup" xmlns:wpi="http://schemas.microsoft.com/office/word/2010/wordprocessingInk" xmlns:wps="http://schemas.microsoft.com/office/word/2010/wordprocessingShape" mc:Ignorable="w14 wp14">
-  <w:p>
-    <w:pPr>
-      <w:pStyle w:val="Header"/>
-      <w:jc w:val="right"/>
-    </w:pPr>
-    <w:r>
-      <w:t xml:space="preserve">CARTÃO DE TESTE    </w:t>
-    </w:r>
-    <w:r>
-      <w:drawing>
-        <wp:inline xmlns:a="http://schemas.openxmlformats.org/drawingml/2006/main" xmlns:pic="http://schemas.openxmlformats.org/drawingml/2006/picture">
-          <wp:extent cx="1152000" cy="431878"/>
-          <wp:docPr id="1" name="Picture 1"/>
-          <wp:cNvGraphicFramePr>
-            <a:graphicFrameLocks noChangeAspect="1"/>
-          </wp:cNvGraphicFramePr>
-          <a:graphic>
-            <a:graphicData uri="http://schemas.openxmlformats.org/drawingml/2006/picture">
-              <pic:pic>
-                <pic:nvPicPr>
-                  <pic:cNvPr id="0" name="logo_ccee.png"/>
-                  <pic:cNvPicPr/>
-                </pic:nvPicPr>
-                <pic:blipFill>
-                  <a:blip r:embed="rId1"/>
-                  <a:stretch>
-                    <a:fillRect/>
-                  </a:stretch>
-                </pic:blipFill>
-                <pic:spPr>
-                  <a:xfrm>
-                    <a:off x="0" y="0"/>
-                    <a:ext cx="1152000" cy="431878"/>
-                  </a:xfrm>
-                  <a:prstGeom prst="rect"/>
-                </pic:spPr>
-              </pic:pic>
-            </a:graphicData>
-          </a:graphic>
-        </wp:inline>
-      </w:drawing>
-    </w:r>
-  </w:p>
-</w:hdr>
 </file>
 
 <file path=word/numbering.xml><?xml version="1.0" encoding="utf-8"?>
@@ -521,6 +698,9 @@
     <w:name w:val="Normal"/>
     <w:qFormat/>
     <w:rsid w:val="00FC693F"/>
+    <w:pPr>
+      <w:spacing w:after="0" w:line="256" w:lineRule="exact"/>
+    </w:pPr>
     <w:rPr>
       <w:rFonts w:ascii="Montserrat" w:hAnsi="Montserrat"/>
       <w:sz w:val="19"/>
@@ -589,7 +769,7 @@
       <w:b/>
       <w:bCs/>
       <w:color w:val="193C8E"/>
-      <w:sz w:val="28"/>
+      <w:sz w:val="22"/>
       <w:szCs w:val="28"/>
     </w:rPr>
   </w:style>
@@ -875,10 +1055,11 @@
     </w:pPr>
     <w:rPr>
       <w:rFonts w:asciiTheme="majorHAnsi" w:eastAsiaTheme="majorEastAsia" w:hAnsiTheme="majorHAnsi" w:cstheme="majorBidi" w:ascii="Montserrat" w:hAnsi="Montserrat"/>
+      <w:b/>
       <w:color w:val="193C8E"/>
       <w:spacing w:val="5"/>
       <w:kern w:val="28"/>
-      <w:sz w:val="52"/>
+      <w:sz w:val="60"/>
       <w:szCs w:val="52"/>
     </w:rPr>
   </w:style>

--- a/_SAMPLES_ENTREGAVEIS/test_card/sample-test-card-v1.0.0.docx
+++ b/_SAMPLES_ENTREGAVEIS/test_card/sample-test-card-v1.0.0.docx
@@ -7,7 +7,7 @@
         <w:tabs>
           <w:tab w:pos="10092" w:val="right"/>
         </w:tabs>
-        <w:spacing w:line="560" w:lineRule="exact"/>
+        <w:spacing w:line="720" w:lineRule="exact"/>
         <w:pBdr>
           <w:bottom w:val="single" w:sz="12" w:color="193C8E"/>
         </w:pBdr>
@@ -60,7 +60,7 @@
     <w:p>
       <w:pPr>
         <w:pStyle w:val="Title"/>
-        <w:spacing w:before="160" w:after="120"/>
+        <w:spacing w:before="0" w:after="120"/>
       </w:pPr>
       <w:r>
         <w:rPr>
